--- a/Оглавление_НИР_ЭДО_с_параграфами.docx
+++ b/Оглавление_НИР_ЭДО_с_параграфами.docx
@@ -79,7 +79,7 @@
           <w:b w:val="0"/>
           <w:sz w:val="28"/>
         </w:rPr>
-        <w:t>Ядро юрисдикций: Европейский союз, Великобритания, США, Сингапур, Китай, Казахстан/ЕАЭС; линия сравнения — Российская Федерация (ФЗ № 63‑ФЗ, ст. 22.1–22.3 ТК РФ, ПП № 2464).</w:t>
+        <w:t>Ядро юрисдикций (13 + РФ). Первый комплект: Европейский союз, Великобритания, США, Сингапур, Китай, Казахстан/ЕАЭС. Второй комплект: Германия, Беларусь, Сербия, Испания, Ирландия, Франция, Кения. Линия сравнения — Российская Федерация (ФЗ № 63‑ФЗ, ст. 22.1–22.3 ТК РФ, ПП № 2464).</w:t>
       </w:r>
     </w:p>
     <w:p>
@@ -748,6 +748,62 @@
     <w:p>
       <w:pPr>
         <w:spacing w:after="40" w:before="40" w:line="276" w:lineRule="auto"/>
+        <w:ind w:left="850"/>
+      </w:pPr>
+      <w:r>
+        <w:rPr>
+          <w:rFonts w:ascii="Times New Roman" w:hAnsi="Times New Roman" w:eastAsia="Times New Roman"/>
+          <w:b w:val="0"/>
+          <w:sz w:val="28"/>
+        </w:rPr>
+        <w:t>2.2.6. Беларусь: п. 35 Инструкции № 175 — прямой электронный журнал инструктажа</w:t>
+      </w:r>
+    </w:p>
+    <w:p>
+      <w:pPr>
+        <w:spacing w:after="40" w:before="40" w:line="276" w:lineRule="auto"/>
+        <w:ind w:left="850"/>
+      </w:pPr>
+      <w:r>
+        <w:rPr>
+          <w:rFonts w:ascii="Times New Roman" w:hAnsi="Times New Roman" w:eastAsia="Times New Roman"/>
+          <w:b w:val="0"/>
+          <w:sz w:val="28"/>
+        </w:rPr>
+        <w:t>2.2.7. Сербия: электронные формы ОТ с QES, Form 6 на бумаге</w:t>
+      </w:r>
+    </w:p>
+    <w:p>
+      <w:pPr>
+        <w:spacing w:after="40" w:before="40" w:line="276" w:lineRule="auto"/>
+        <w:ind w:left="850"/>
+      </w:pPr>
+      <w:r>
+        <w:rPr>
+          <w:rFonts w:ascii="Times New Roman" w:hAnsi="Times New Roman" w:eastAsia="Times New Roman"/>
+          <w:b w:val="0"/>
+          <w:sz w:val="28"/>
+        </w:rPr>
+        <w:t>2.2.8. Германия, Испания, Ирландия, Франция: нет запрета носителя, суды смотрят содержание</w:t>
+      </w:r>
+    </w:p>
+    <w:p>
+      <w:pPr>
+        <w:spacing w:after="40" w:before="40" w:line="276" w:lineRule="auto"/>
+        <w:ind w:left="850"/>
+      </w:pPr>
+      <w:r>
+        <w:rPr>
+          <w:rFonts w:ascii="Times New Roman" w:hAnsi="Times New Roman" w:eastAsia="Times New Roman"/>
+          <w:b w:val="0"/>
+          <w:sz w:val="28"/>
+        </w:rPr>
+        <w:t>2.2.9. Кения: закон ОТ молчит, процесс требует Evidence Act s. 106B</w:t>
+      </w:r>
+    </w:p>
+    <w:p>
+      <w:pPr>
+        <w:spacing w:after="40" w:before="40" w:line="276" w:lineRule="auto"/>
         <w:ind w:left="425"/>
       </w:pPr>
       <w:r>
@@ -958,6 +1014,20 @@
     <w:p>
       <w:pPr>
         <w:spacing w:after="40" w:before="40" w:line="276" w:lineRule="auto"/>
+        <w:ind w:left="850"/>
+      </w:pPr>
+      <w:r>
+        <w:rPr>
+          <w:rFonts w:ascii="Times New Roman" w:hAnsi="Times New Roman" w:eastAsia="Times New Roman"/>
+          <w:b w:val="0"/>
+          <w:sz w:val="28"/>
+        </w:rPr>
+        <w:t>2.6.4. Российское зеркало: журнал как доказательство содержания, запрет носителя — статутный</w:t>
+      </w:r>
+    </w:p>
+    <w:p>
+      <w:pPr>
+        <w:spacing w:after="40" w:before="40" w:line="276" w:lineRule="auto"/>
         <w:ind w:left="425"/>
       </w:pPr>
       <w:r>
@@ -1055,6 +1125,20 @@
     <w:p>
       <w:pPr>
         <w:spacing w:after="40" w:before="40" w:line="276" w:lineRule="auto"/>
+        <w:ind w:left="850"/>
+      </w:pPr>
+      <w:r>
+        <w:rPr>
+          <w:rFonts w:ascii="Times New Roman" w:hAnsi="Times New Roman" w:eastAsia="Times New Roman"/>
+          <w:b w:val="0"/>
+          <w:sz w:val="28"/>
+        </w:rPr>
+        <w:t>3.1.5. Российское зеркало: Пленум № 25, письма Минтруда/Роструда, ВС 49‑АД24‑22‑К6, Пленум № 41</w:t>
+      </w:r>
+    </w:p>
+    <w:p>
+      <w:pPr>
+        <w:spacing w:after="40" w:before="40" w:line="276" w:lineRule="auto"/>
         <w:ind w:left="425"/>
       </w:pPr>
       <w:r>
@@ -1203,7 +1287,7 @@
           <w:b w:val="0"/>
           <w:sz w:val="28"/>
         </w:rPr>
-        <w:t>3.4.1. Электронный журнал инструктажа с ЭП (модель Казахстана)</w:t>
+        <w:t>3.4.1. Электронный журнал инструктажа (Беларусь п. 35; Казахстан как более жёсткий вариант)</w:t>
       </w:r>
     </w:p>
     <w:p>
@@ -1391,6 +1475,48 @@
     <w:p>
       <w:pPr>
         <w:spacing w:after="40" w:before="40" w:line="276" w:lineRule="auto"/>
+        <w:ind w:left="425"/>
+      </w:pPr>
+      <w:r>
+        <w:rPr>
+          <w:rFonts w:ascii="Times New Roman" w:hAnsi="Times New Roman" w:eastAsia="Times New Roman"/>
+          <w:b w:val="0"/>
+          <w:sz w:val="28"/>
+        </w:rPr>
+        <w:t>§ 3.7. Сроки хранения и персональные данные электронной записи ОТ</w:t>
+      </w:r>
+    </w:p>
+    <w:p>
+      <w:pPr>
+        <w:spacing w:after="40" w:before="40" w:line="276" w:lineRule="auto"/>
+        <w:ind w:left="850"/>
+      </w:pPr>
+      <w:r>
+        <w:rPr>
+          <w:rFonts w:ascii="Times New Roman" w:hAnsi="Times New Roman" w:eastAsia="Times New Roman"/>
+          <w:b w:val="0"/>
+          <w:sz w:val="28"/>
+        </w:rPr>
+        <w:t>3.7.1. Приказ Росархива № 236: журналы инструктажа — 45 лет</w:t>
+      </w:r>
+    </w:p>
+    <w:p>
+      <w:pPr>
+        <w:spacing w:after="40" w:before="40" w:line="276" w:lineRule="auto"/>
+        <w:ind w:left="850"/>
+      </w:pPr>
+      <w:r>
+        <w:rPr>
+          <w:rFonts w:ascii="Times New Roman" w:hAnsi="Times New Roman" w:eastAsia="Times New Roman"/>
+          <w:b w:val="0"/>
+          <w:sz w:val="28"/>
+        </w:rPr>
+        <w:t>3.7.2. 152‑ФЗ и GDPR: цель, минимизация, облако, биометрия</w:t>
+      </w:r>
+    </w:p>
+    <w:p>
+      <w:pPr>
+        <w:spacing w:after="40" w:before="40" w:line="276" w:lineRule="auto"/>
       </w:pPr>
       <w:r>
         <w:rPr>
@@ -1480,7 +1606,7 @@
           <w:b w:val="0"/>
           <w:sz w:val="28"/>
         </w:rPr>
-        <w:t>Приложение 4. Страновые карточки (ЕС, UK, США, Сингапур, Китай, Казахстан/ЕАЭС)</w:t>
+        <w:t>Приложение 4. Страновые карточки первого комплекта (ЕС, UK, США, Сингапур, Китай, Казахстан/ЕАЭС)</w:t>
       </w:r>
     </w:p>
     <w:p>
@@ -1494,7 +1620,91 @@
           <w:b w:val="0"/>
           <w:sz w:val="28"/>
         </w:rPr>
-        <w:t>Приложение 5. Реестр источников с уровнями доказательности</w:t>
+        <w:t>Приложение 5. Страновые карточки второго комплекта (DE, BY, RS, ES, IE, FR, KE) и судебная практика</w:t>
+      </w:r>
+    </w:p>
+    <w:p>
+      <w:pPr>
+        <w:spacing w:after="40" w:before="40" w:line="276" w:lineRule="auto"/>
+        <w:ind w:left="425"/>
+      </w:pPr>
+      <w:r>
+        <w:rPr>
+          <w:rFonts w:ascii="Times New Roman" w:hAnsi="Times New Roman" w:eastAsia="Times New Roman"/>
+          <w:b w:val="0"/>
+          <w:sz w:val="28"/>
+        </w:rPr>
+        <w:t>Приложение 6. Оглавление с аннотациями параграфов</w:t>
+      </w:r>
+    </w:p>
+    <w:p>
+      <w:pPr>
+        <w:spacing w:after="40" w:before="40" w:line="276" w:lineRule="auto"/>
+        <w:ind w:left="425"/>
+      </w:pPr>
+      <w:r>
+        <w:rPr>
+          <w:rFonts w:ascii="Times New Roman" w:hAnsi="Times New Roman" w:eastAsia="Times New Roman"/>
+          <w:b w:val="0"/>
+          <w:sz w:val="28"/>
+        </w:rPr>
+        <w:t>Приложение 7. Глоссарий (ПЭП/УНЭП/УКЭП, QES, ДТС, Zugang, Form 6, 106B)</w:t>
+      </w:r>
+    </w:p>
+    <w:p>
+      <w:pPr>
+        <w:spacing w:after="40" w:before="40" w:line="276" w:lineRule="auto"/>
+        <w:ind w:left="425"/>
+      </w:pPr>
+      <w:r>
+        <w:rPr>
+          <w:rFonts w:ascii="Times New Roman" w:hAnsi="Times New Roman" w:eastAsia="Times New Roman"/>
+          <w:b w:val="0"/>
+          <w:sz w:val="28"/>
+        </w:rPr>
+        <w:t>Приложение 8. Матрица документов ОТ (журнал, протокол, ОПР, наряд‑допуск, акт НС, СИЗ)</w:t>
+      </w:r>
+    </w:p>
+    <w:p>
+      <w:pPr>
+        <w:spacing w:after="40" w:before="40" w:line="276" w:lineRule="auto"/>
+        <w:ind w:left="425"/>
+      </w:pPr>
+      <w:r>
+        <w:rPr>
+          <w:rFonts w:ascii="Times New Roman" w:hAnsi="Times New Roman" w:eastAsia="Times New Roman"/>
+          <w:b w:val="0"/>
+          <w:sz w:val="28"/>
+        </w:rPr>
+        <w:t>Приложение 9. Проект правок ч. 3 ст. 22.1 ТК РФ и/или ПП № 2464</w:t>
+      </w:r>
+    </w:p>
+    <w:p>
+      <w:pPr>
+        <w:spacing w:after="40" w:before="40" w:line="276" w:lineRule="auto"/>
+        <w:ind w:left="425"/>
+      </w:pPr>
+      <w:r>
+        <w:rPr>
+          <w:rFonts w:ascii="Times New Roman" w:hAnsi="Times New Roman" w:eastAsia="Times New Roman"/>
+          <w:b w:val="0"/>
+          <w:sz w:val="28"/>
+        </w:rPr>
+        <w:t>Приложение 10. Практика РФ (Пленум № 25, письма Минтруда, ВС 49‑АД24‑22‑К6, Пленум № 41)</w:t>
+      </w:r>
+    </w:p>
+    <w:p>
+      <w:pPr>
+        <w:spacing w:after="40" w:before="40" w:line="276" w:lineRule="auto"/>
+        <w:ind w:left="425"/>
+      </w:pPr>
+      <w:r>
+        <w:rPr>
+          <w:rFonts w:ascii="Times New Roman" w:hAnsi="Times New Roman" w:eastAsia="Times New Roman"/>
+          <w:b w:val="0"/>
+          <w:sz w:val="28"/>
+        </w:rPr>
+        <w:t>Приложение 11. Сроки хранения и персональные данные (Росархив № 236, 152‑ФЗ, GDPR)</w:t>
       </w:r>
     </w:p>
     <w:p>
@@ -1596,7 +1806,7 @@
           <w:b w:val="0"/>
           <w:sz w:val="28"/>
         </w:rPr>
-        <w:t>Собрать по процессам, не по странам: что OSHA прямо разрешила electronic training records; что Сингапур проверяет через TRS до допуска; что Казахстан прямо легализовал электронный журнал с ЭЦП; что в ЕС нет общесоюзного запрета на e-фиксацию. Каждый тезис — со ссылкой на акт/LOI/правило.</w:t>
+        <w:t>Собрать по процессам, не по странам: OSHA — electronic training records; Сингапур — TRS; Казахстан — журнал + ЭЦП; Беларусь — п. 35 Инструкции № 175 (ближайший образец без обязательной ЭЦП у рабочего); Сербия — Form 6 на бумаге при электронных остальных формах; ЕС‑четвёрка — нет запрета носителя; Кения — молчание OSHA + процессуальный 106B. Каждый тезис — со ссылкой на акт.</w:t>
       </w:r>
     </w:p>
     <w:p>
@@ -1659,7 +1869,7 @@
           <w:b w:val="0"/>
           <w:sz w:val="28"/>
         </w:rPr>
-        <w:t>Не список «хотелок», а привязка к пробелу РФ: что закрывает правка ТК/2464, что закрывается ЛНА уже сейчас, что относится к инфраструктуре (ДТС, архив, метка времени). Отдельно — «не переносить» с причиной.</w:t>
+        <w:t>Не список «хотелок», а привязка к пробелу РФ: вариант A (абзац к ч. 3 ст. 22.1 по модели Беларуси) и вариант B (только 2464, не заменяет бумагу до изменения ТК). Акт НС не смешивать с журналом. § 3.7: 45 лет архива и 152‑ФЗ/GDPR. Отдельно — «не переносить» с причиной.</w:t>
       </w:r>
     </w:p>
     <w:p>
